--- a/public/Daniyal's_CV.docx
+++ b/public/Daniyal's_CV.docx
@@ -209,7 +209,25 @@
             <w:sz w:val="21"/>
             <w:szCs w:val="21"/>
           </w:rPr>
-          <w:t>-khan</w:t>
+          <w:t>-kh</w:t>
+        </w:r>
+        <w:r>
+          <w:rPr>
+            <w:rStyle w:val="Hyperlink"/>
+            <w:rFonts w:ascii="Calibri" w:eastAsia="Calibri" w:hAnsi="Calibri" w:cs="Calibri"/>
+            <w:sz w:val="21"/>
+            <w:szCs w:val="21"/>
+          </w:rPr>
+          <w:t>a</w:t>
+        </w:r>
+        <w:r>
+          <w:rPr>
+            <w:rStyle w:val="Hyperlink"/>
+            <w:rFonts w:ascii="Calibri" w:eastAsia="Calibri" w:hAnsi="Calibri" w:cs="Calibri"/>
+            <w:sz w:val="21"/>
+            <w:szCs w:val="21"/>
+          </w:rPr>
+          <w:t>n</w:t>
         </w:r>
       </w:hyperlink>
       <w:r>
@@ -238,7 +256,25 @@
             <w:sz w:val="21"/>
             <w:szCs w:val="21"/>
           </w:rPr>
-          <w:t>Daniyalk0</w:t>
+          <w:t>Daniy</w:t>
+        </w:r>
+        <w:r>
+          <w:rPr>
+            <w:rStyle w:val="Hyperlink"/>
+            <w:rFonts w:ascii="Calibri" w:eastAsia="Calibri" w:hAnsi="Calibri" w:cs="Calibri"/>
+            <w:sz w:val="21"/>
+            <w:szCs w:val="21"/>
+          </w:rPr>
+          <w:t>a</w:t>
+        </w:r>
+        <w:r>
+          <w:rPr>
+            <w:rStyle w:val="Hyperlink"/>
+            <w:rFonts w:ascii="Calibri" w:eastAsia="Calibri" w:hAnsi="Calibri" w:cs="Calibri"/>
+            <w:sz w:val="21"/>
+            <w:szCs w:val="21"/>
+          </w:rPr>
+          <w:t>lk0</w:t>
         </w:r>
       </w:hyperlink>
     </w:p>
@@ -3153,6 +3189,18 @@
     <w:semiHidden/>
     <w:rsid w:val="00B063CA"/>
   </w:style>
+  <w:style w:type="character" w:styleId="FollowedHyperlink">
+    <w:name w:val="FollowedHyperlink"/>
+    <w:basedOn w:val="DefaultParagraphFont"/>
+    <w:uiPriority w:val="99"/>
+    <w:semiHidden/>
+    <w:unhideWhenUsed/>
+    <w:rsid w:val="004E1C1C"/>
+    <w:rPr>
+      <w:color w:val="800080" w:themeColor="followedHyperlink"/>
+      <w:u w:val="single"/>
+    </w:rPr>
+  </w:style>
 </w:styles>
 </file>
 
